--- a/scripts/word-smart-doc-test-data/year-end-template.docx
+++ b/scripts/word-smart-doc-test-data/year-end-template.docx
@@ -481,6 +481,10 @@
     <w:name w:val="Normal"/>
     <w:qFormat/>
     <w:rsid w:val="00FC693F"/>
+    <w:rPr>
+      <w:rFonts w:ascii="宋体" w:hAnsi="宋体" w:eastAsia="宋体"/>
+      <w:sz w:val="24"/>
+    </w:rPr>
   </w:style>
   <w:style w:type="paragraph" w:styleId="Header">
     <w:name w:val="header"/>
